--- a/data/demo-files/Harbourline-Master-Services-Agreement.docx
+++ b/data/demo-files/Harbourline-Master-Services-Agreement.docx
@@ -84,7 +84,7 @@
           <w:b/>
           <w:bCs/>
         </w:rPr>
-        <w:t xml:space="preserve">PortSwigger Ltd</w:t>
+        <w:t xml:space="preserve">Example Ltd</w:t>
       </w:r>
       <w:r>
         <w:br/>
@@ -611,7 +611,7 @@
           <w:b/>
           <w:bCs/>
         </w:rPr>
-        <w:t xml:space="preserve">	Signed for PortSwigger Ltd</w:t>
+        <w:t xml:space="preserve">	Signed for Example Ltd</w:t>
       </w:r>
       <w:r>
         <w:br/>
